--- a/submission/SFR_submission/05_Supplementary_material_appendix_1.docx
+++ b/submission/SFR_submission/05_Supplementary_material_appendix_1.docx
@@ -23,7 +23,7 @@
         <w:rPr>
           <w:b/>
         </w:rPr>
-        <w:t>Rated at the Peak? Firm Valuation around the First LSEG ESG Score in Five Southeast Asian Markets</w:t>
+        <w:t>Who Gets an ESG Score? Coverage Selection and Firm Value in Five Southeast Asian Markets</w:t>
       </w:r>
     </w:p>
     <w:p>
@@ -33,7 +33,7 @@
       </w:pPr>
       <w:r>
         <w:rPr/>
-        <w:t>This supplementary material accompanies "Rated at the Peak? Firm Valuation around the First LSEG ESG Score in Five Southeast Asian Markets." Table S1 re-estimates the average effects of the first score over event years 0 to 3 after excluding one market at a time. Table S2 and Figure S1 show the number of non-financial firms that received their first LSEG ESG score in each year, by market. Table S3 reports the estimates for each market separately, Table S4 the number of firm-years available for each outcome, Table S5 the relative-magnitude bounds of Eq. (10) in the paper, and Table S6 the number of scored and control firms by event year for ln MTB. The pre-analysis plan is provided with the replication package.</w:t>
+        <w:t>This supplementary material accompanies "Who Gets an ESG Score? Coverage Selection and Firm Value in Five Southeast Asian Markets." Table S1 re-estimates the average effects of the first score over event years 0 to 3 after excluding one market at a time. Table S2 and Figure S1 show the number of non-financial firms that received their first LSEG ESG score in each year, by market. Table S3 reports the estimates for each market separately, Table S4 the number of firm-years available for each outcome, Table S5 the relative-magnitude bounds of Eq. (10) in the paper, and Table S6 the number of scored and control firms by event year for ln MTB. Table S7 and Figure S2 report the exploratory analyses added after the second review, and Table S8 decomposes the gap between the static two-way fixed effects estimate and the baseline. The pre-analysis plan is provided with the replication package.</w:t>
       </w:r>
     </w:p>
     <w:p>
@@ -6307,6 +6307,2313 @@
           <w:sz w:val="18"/>
         </w:rPr>
         <w:t>Scored firms are summed over cohorts; control firms are the smallest and largest number of never-scored firms across cohort cells.</w:t>
+      </w:r>
+    </w:p>
+    <w:p>
+      <w:pPr>
+        <w:spacing w:line="240" w:lineRule="auto" w:after="40" w:before="0"/>
+      </w:pPr>
+      <w:r>
+        <w:rPr>
+          <w:b/>
+          <w:sz w:val="18"/>
+        </w:rPr>
+        <w:t>Source(s):</w:t>
+      </w:r>
+      <w:r>
+        <w:t xml:space="preserve"> </w:t>
+      </w:r>
+      <w:r>
+        <w:rPr>
+          <w:sz w:val="18"/>
+        </w:rPr>
+        <w:t>Authors' own work based on LSEG ESG scores and Compustat Global data</w:t>
+      </w:r>
+    </w:p>
+    <w:p>
+      <w:r>
+        <w:br w:type="page"/>
+      </w:r>
+    </w:p>
+    <w:p>
+      <w:pPr>
+        <w:spacing w:line="240" w:lineRule="auto" w:after="120" w:before="0"/>
+      </w:pPr>
+      <w:r>
+        <w:rPr>
+          <w:b/>
+          <w:sz w:val="20"/>
+        </w:rPr>
+        <w:t>Table S7.</w:t>
+      </w:r>
+      <w:r>
+        <w:t xml:space="preserve">  </w:t>
+      </w:r>
+      <w:r>
+        <w:rPr>
+          <w:sz w:val="20"/>
+        </w:rPr>
+        <w:t>Alternative specifications, inference, and initial-score splits for the average effect of the first LSEG ESG score</w:t>
+      </w:r>
+    </w:p>
+    <w:tbl>
+      <w:tblPr>
+        <w:tblW w:type="auto" w:w="0"/>
+        <w:jc w:val="center"/>
+        <w:tblLayout w:type="fixed"/>
+        <w:tblCellMar>
+          <w:top w:w="30" w:type="dxa"/>
+          <w:left w:w="85" w:type="dxa"/>
+          <w:bottom w:w="30" w:type="dxa"/>
+          <w:right w:w="85" w:type="dxa"/>
+        </w:tblCellMar>
+        <w:tblLook w:firstColumn="1" w:firstRow="1" w:lastColumn="0" w:lastRow="0" w:noHBand="0" w:noVBand="1" w:val="04A0"/>
+      </w:tblPr>
+      <w:tblGrid>
+        <w:gridCol w:w="3311"/>
+        <w:gridCol w:w="1584"/>
+        <w:gridCol w:w="1080"/>
+        <w:gridCol w:w="1584"/>
+        <w:gridCol w:w="1080"/>
+      </w:tblGrid>
+      <w:tr>
+        <w:tc>
+          <w:tcPr>
+            <w:tcW w:type="dxa" w:w="3312"/>
+            <w:tcBorders>
+              <w:top w:val="single" w:sz="6" w:color="000000"/>
+              <w:bottom w:val="single" w:sz="6" w:color="000000"/>
+            </w:tcBorders>
+          </w:tcPr>
+          <w:p>
+            <w:pPr>
+              <w:spacing w:after="0" w:line="240" w:lineRule="auto"/>
+            </w:pPr>
+            <w:r/>
+            <w:r>
+              <w:rPr>
+                <w:sz w:val="18"/>
+              </w:rPr>
+              <w:t>Specification</w:t>
+            </w:r>
+          </w:p>
+        </w:tc>
+        <w:tc>
+          <w:tcPr>
+            <w:tcW w:type="dxa" w:w="1584"/>
+            <w:tcBorders>
+              <w:top w:val="single" w:sz="6" w:color="000000"/>
+              <w:bottom w:val="single" w:sz="6" w:color="000000"/>
+            </w:tcBorders>
+          </w:tcPr>
+          <w:p>
+            <w:pPr>
+              <w:spacing w:after="0" w:line="240" w:lineRule="auto"/>
+              <w:jc w:val="center"/>
+            </w:pPr>
+            <w:r/>
+            <w:r>
+              <w:rPr>
+                <w:sz w:val="18"/>
+              </w:rPr>
+              <w:t>ln(MTB)</w:t>
+            </w:r>
+          </w:p>
+        </w:tc>
+        <w:tc>
+          <w:tcPr>
+            <w:tcW w:type="dxa" w:w="1080"/>
+            <w:tcBorders>
+              <w:top w:val="single" w:sz="6" w:color="000000"/>
+              <w:bottom w:val="single" w:sz="6" w:color="000000"/>
+            </w:tcBorders>
+          </w:tcPr>
+          <w:p>
+            <w:pPr>
+              <w:spacing w:after="0" w:line="240" w:lineRule="auto"/>
+              <w:jc w:val="center"/>
+            </w:pPr>
+            <w:r/>
+            <w:r>
+              <w:rPr>
+                <w:sz w:val="18"/>
+              </w:rPr>
+              <w:t>Pre-trend p</w:t>
+            </w:r>
+          </w:p>
+        </w:tc>
+        <w:tc>
+          <w:tcPr>
+            <w:tcW w:type="dxa" w:w="1584"/>
+            <w:tcBorders>
+              <w:top w:val="single" w:sz="6" w:color="000000"/>
+              <w:bottom w:val="single" w:sz="6" w:color="000000"/>
+            </w:tcBorders>
+          </w:tcPr>
+          <w:p>
+            <w:pPr>
+              <w:spacing w:after="0" w:line="240" w:lineRule="auto"/>
+              <w:jc w:val="center"/>
+            </w:pPr>
+            <w:r/>
+            <w:r>
+              <w:rPr>
+                <w:sz w:val="18"/>
+              </w:rPr>
+              <w:t>ln(market cap)</w:t>
+            </w:r>
+          </w:p>
+        </w:tc>
+        <w:tc>
+          <w:tcPr>
+            <w:tcW w:type="dxa" w:w="1080"/>
+            <w:tcBorders>
+              <w:top w:val="single" w:sz="6" w:color="000000"/>
+              <w:bottom w:val="single" w:sz="6" w:color="000000"/>
+            </w:tcBorders>
+          </w:tcPr>
+          <w:p>
+            <w:pPr>
+              <w:spacing w:after="0" w:line="240" w:lineRule="auto"/>
+              <w:jc w:val="center"/>
+            </w:pPr>
+            <w:r/>
+            <w:r>
+              <w:rPr>
+                <w:sz w:val="18"/>
+              </w:rPr>
+              <w:t xml:space="preserve">Pre-trend p </w:t>
+            </w:r>
+          </w:p>
+        </w:tc>
+      </w:tr>
+      <w:tr>
+        <w:tc>
+          <w:tcPr>
+            <w:tcW w:type="dxa" w:w="3312"/>
+          </w:tcPr>
+          <w:p>
+            <w:pPr>
+              <w:spacing w:after="0" w:line="240" w:lineRule="auto"/>
+            </w:pPr>
+            <w:r/>
+            <w:r>
+              <w:rPr>
+                <w:sz w:val="18"/>
+              </w:rPr>
+              <w:t>Baseline</w:t>
+            </w:r>
+          </w:p>
+        </w:tc>
+        <w:tc>
+          <w:tcPr>
+            <w:tcW w:type="dxa" w:w="1584"/>
+          </w:tcPr>
+          <w:p>
+            <w:pPr>
+              <w:spacing w:after="0" w:line="240" w:lineRule="auto"/>
+              <w:jc w:val="center"/>
+            </w:pPr>
+            <w:r/>
+            <w:r>
+              <w:rPr>
+                <w:sz w:val="18"/>
+              </w:rPr>
+              <w:t>0.002 (0.024)</w:t>
+            </w:r>
+          </w:p>
+        </w:tc>
+        <w:tc>
+          <w:tcPr>
+            <w:tcW w:type="dxa" w:w="1080"/>
+          </w:tcPr>
+          <w:p>
+            <w:pPr>
+              <w:spacing w:after="0" w:line="240" w:lineRule="auto"/>
+              <w:jc w:val="center"/>
+            </w:pPr>
+            <w:r/>
+            <w:r>
+              <w:rPr>
+                <w:sz w:val="18"/>
+              </w:rPr>
+              <w:t>0.074</w:t>
+            </w:r>
+          </w:p>
+        </w:tc>
+        <w:tc>
+          <w:tcPr>
+            <w:tcW w:type="dxa" w:w="1584"/>
+          </w:tcPr>
+          <w:p>
+            <w:pPr>
+              <w:spacing w:after="0" w:line="240" w:lineRule="auto"/>
+              <w:jc w:val="center"/>
+            </w:pPr>
+            <w:r/>
+            <w:r>
+              <w:rPr>
+                <w:sz w:val="18"/>
+              </w:rPr>
+              <w:t>−0.055* (0.030)</w:t>
+            </w:r>
+          </w:p>
+        </w:tc>
+        <w:tc>
+          <w:tcPr>
+            <w:tcW w:type="dxa" w:w="1080"/>
+          </w:tcPr>
+          <w:p>
+            <w:pPr>
+              <w:spacing w:after="0" w:line="240" w:lineRule="auto"/>
+              <w:jc w:val="center"/>
+            </w:pPr>
+            <w:r/>
+            <w:r>
+              <w:rPr>
+                <w:sz w:val="18"/>
+              </w:rPr>
+              <w:t>0.022</w:t>
+            </w:r>
+          </w:p>
+        </w:tc>
+      </w:tr>
+      <w:tr>
+        <w:tc>
+          <w:tcPr>
+            <w:tcW w:type="dxa" w:w="3312"/>
+          </w:tcPr>
+          <w:p>
+            <w:pPr>
+              <w:spacing w:after="0" w:line="240" w:lineRule="auto"/>
+            </w:pPr>
+            <w:r/>
+            <w:r>
+              <w:rPr>
+                <w:sz w:val="18"/>
+              </w:rPr>
+              <w:t>Baseline, market-by-industry cluster bootstrap</w:t>
+            </w:r>
+          </w:p>
+        </w:tc>
+        <w:tc>
+          <w:tcPr>
+            <w:tcW w:type="dxa" w:w="1584"/>
+          </w:tcPr>
+          <w:p>
+            <w:pPr>
+              <w:spacing w:after="0" w:line="240" w:lineRule="auto"/>
+              <w:jc w:val="center"/>
+            </w:pPr>
+            <w:r/>
+            <w:r>
+              <w:rPr>
+                <w:sz w:val="18"/>
+              </w:rPr>
+              <w:t>0.002 (0.027)</w:t>
+            </w:r>
+          </w:p>
+        </w:tc>
+        <w:tc>
+          <w:tcPr>
+            <w:tcW w:type="dxa" w:w="1080"/>
+          </w:tcPr>
+          <w:p>
+            <w:pPr>
+              <w:spacing w:after="0" w:line="240" w:lineRule="auto"/>
+              <w:jc w:val="center"/>
+            </w:pPr>
+            <w:r/>
+            <w:r>
+              <w:rPr>
+                <w:sz w:val="18"/>
+              </w:rPr>
+              <w:t>0.225</w:t>
+            </w:r>
+          </w:p>
+        </w:tc>
+        <w:tc>
+          <w:tcPr>
+            <w:tcW w:type="dxa" w:w="1584"/>
+          </w:tcPr>
+          <w:p>
+            <w:pPr>
+              <w:spacing w:after="0" w:line="240" w:lineRule="auto"/>
+              <w:jc w:val="center"/>
+            </w:pPr>
+            <w:r/>
+            <w:r>
+              <w:rPr>
+                <w:sz w:val="18"/>
+              </w:rPr>
+              <w:t>−0.055 (0.037)</w:t>
+            </w:r>
+          </w:p>
+        </w:tc>
+        <w:tc>
+          <w:tcPr>
+            <w:tcW w:type="dxa" w:w="1080"/>
+          </w:tcPr>
+          <w:p>
+            <w:pPr>
+              <w:spacing w:after="0" w:line="240" w:lineRule="auto"/>
+              <w:jc w:val="center"/>
+            </w:pPr>
+            <w:r/>
+            <w:r>
+              <w:rPr>
+                <w:sz w:val="18"/>
+              </w:rPr>
+              <w:t>0.001</w:t>
+            </w:r>
+          </w:p>
+        </w:tc>
+      </w:tr>
+      <w:tr>
+        <w:tc>
+          <w:tcPr>
+            <w:tcW w:type="dxa" w:w="3312"/>
+          </w:tcPr>
+          <w:p>
+            <w:pPr>
+              <w:spacing w:after="0" w:line="240" w:lineRule="auto"/>
+            </w:pPr>
+            <w:r/>
+            <w:r>
+              <w:rPr>
+                <w:sz w:val="18"/>
+              </w:rPr>
+              <w:t>R10, market-by-industry cluster bootstrap</w:t>
+            </w:r>
+          </w:p>
+        </w:tc>
+        <w:tc>
+          <w:tcPr>
+            <w:tcW w:type="dxa" w:w="1584"/>
+          </w:tcPr>
+          <w:p>
+            <w:pPr>
+              <w:spacing w:after="0" w:line="240" w:lineRule="auto"/>
+              <w:jc w:val="center"/>
+            </w:pPr>
+            <w:r/>
+            <w:r>
+              <w:rPr>
+                <w:sz w:val="18"/>
+              </w:rPr>
+              <w:t>−0.068*** (0.026)</w:t>
+            </w:r>
+          </w:p>
+        </w:tc>
+        <w:tc>
+          <w:tcPr>
+            <w:tcW w:type="dxa" w:w="1080"/>
+          </w:tcPr>
+          <w:p>
+            <w:pPr>
+              <w:spacing w:after="0" w:line="240" w:lineRule="auto"/>
+              <w:jc w:val="center"/>
+            </w:pPr>
+            <w:r/>
+            <w:r>
+              <w:rPr>
+                <w:sz w:val="18"/>
+              </w:rPr>
+              <w:t>0.237</w:t>
+            </w:r>
+          </w:p>
+        </w:tc>
+        <w:tc>
+          <w:tcPr>
+            <w:tcW w:type="dxa" w:w="1584"/>
+          </w:tcPr>
+          <w:p>
+            <w:pPr>
+              <w:spacing w:after="0" w:line="240" w:lineRule="auto"/>
+              <w:jc w:val="center"/>
+            </w:pPr>
+            <w:r/>
+            <w:r>
+              <w:rPr>
+                <w:sz w:val="18"/>
+              </w:rPr>
+              <w:t>−0.073** (0.031)</w:t>
+            </w:r>
+          </w:p>
+        </w:tc>
+        <w:tc>
+          <w:tcPr>
+            <w:tcW w:type="dxa" w:w="1080"/>
+          </w:tcPr>
+          <w:p>
+            <w:pPr>
+              <w:spacing w:after="0" w:line="240" w:lineRule="auto"/>
+              <w:jc w:val="center"/>
+            </w:pPr>
+            <w:r/>
+            <w:r>
+              <w:rPr>
+                <w:sz w:val="18"/>
+              </w:rPr>
+              <w:t>0.002</w:t>
+            </w:r>
+          </w:p>
+        </w:tc>
+      </w:tr>
+      <w:tr>
+        <w:tc>
+          <w:tcPr>
+            <w:tcW w:type="dxa" w:w="3312"/>
+          </w:tcPr>
+          <w:p>
+            <w:pPr>
+              <w:spacing w:after="0" w:line="240" w:lineRule="auto"/>
+            </w:pPr>
+            <w:r/>
+            <w:r>
+              <w:rPr>
+                <w:sz w:val="18"/>
+              </w:rPr>
+              <w:t>No covariates</w:t>
+            </w:r>
+          </w:p>
+        </w:tc>
+        <w:tc>
+          <w:tcPr>
+            <w:tcW w:type="dxa" w:w="1584"/>
+          </w:tcPr>
+          <w:p>
+            <w:pPr>
+              <w:spacing w:after="0" w:line="240" w:lineRule="auto"/>
+              <w:jc w:val="center"/>
+            </w:pPr>
+            <w:r/>
+            <w:r>
+              <w:rPr>
+                <w:sz w:val="18"/>
+              </w:rPr>
+              <w:t>0.025 (0.022)</w:t>
+            </w:r>
+          </w:p>
+        </w:tc>
+        <w:tc>
+          <w:tcPr>
+            <w:tcW w:type="dxa" w:w="1080"/>
+          </w:tcPr>
+          <w:p>
+            <w:pPr>
+              <w:spacing w:after="0" w:line="240" w:lineRule="auto"/>
+              <w:jc w:val="center"/>
+            </w:pPr>
+            <w:r/>
+            <w:r>
+              <w:rPr>
+                <w:sz w:val="18"/>
+              </w:rPr>
+              <w:t>0.028</w:t>
+            </w:r>
+          </w:p>
+        </w:tc>
+        <w:tc>
+          <w:tcPr>
+            <w:tcW w:type="dxa" w:w="1584"/>
+          </w:tcPr>
+          <w:p>
+            <w:pPr>
+              <w:spacing w:after="0" w:line="240" w:lineRule="auto"/>
+              <w:jc w:val="center"/>
+            </w:pPr>
+            <w:r/>
+            <w:r>
+              <w:rPr>
+                <w:sz w:val="18"/>
+              </w:rPr>
+              <w:t>0.016 (0.025)</w:t>
+            </w:r>
+          </w:p>
+        </w:tc>
+        <w:tc>
+          <w:tcPr>
+            <w:tcW w:type="dxa" w:w="1080"/>
+          </w:tcPr>
+          <w:p>
+            <w:pPr>
+              <w:spacing w:after="0" w:line="240" w:lineRule="auto"/>
+              <w:jc w:val="center"/>
+            </w:pPr>
+            <w:r/>
+            <w:r>
+              <w:rPr>
+                <w:sz w:val="18"/>
+              </w:rPr>
+              <w:t>&lt;0.001</w:t>
+            </w:r>
+          </w:p>
+        </w:tc>
+      </w:tr>
+      <w:tr>
+        <w:tc>
+          <w:tcPr>
+            <w:tcW w:type="dxa" w:w="3312"/>
+          </w:tcPr>
+          <w:p>
+            <w:pPr>
+              <w:spacing w:after="0" w:line="240" w:lineRule="auto"/>
+            </w:pPr>
+            <w:r/>
+            <w:r>
+              <w:rPr>
+                <w:sz w:val="18"/>
+              </w:rPr>
+              <w:t>Size measured at g − 3</w:t>
+            </w:r>
+          </w:p>
+        </w:tc>
+        <w:tc>
+          <w:tcPr>
+            <w:tcW w:type="dxa" w:w="1584"/>
+          </w:tcPr>
+          <w:p>
+            <w:pPr>
+              <w:spacing w:after="0" w:line="240" w:lineRule="auto"/>
+              <w:jc w:val="center"/>
+            </w:pPr>
+            <w:r/>
+            <w:r>
+              <w:rPr>
+                <w:sz w:val="18"/>
+              </w:rPr>
+              <w:t>−0.008 (0.025)</w:t>
+            </w:r>
+          </w:p>
+        </w:tc>
+        <w:tc>
+          <w:tcPr>
+            <w:tcW w:type="dxa" w:w="1080"/>
+          </w:tcPr>
+          <w:p>
+            <w:pPr>
+              <w:spacing w:after="0" w:line="240" w:lineRule="auto"/>
+              <w:jc w:val="center"/>
+            </w:pPr>
+            <w:r/>
+            <w:r>
+              <w:rPr>
+                <w:sz w:val="18"/>
+              </w:rPr>
+              <w:t>0.176</w:t>
+            </w:r>
+          </w:p>
+        </w:tc>
+        <w:tc>
+          <w:tcPr>
+            <w:tcW w:type="dxa" w:w="1584"/>
+          </w:tcPr>
+          <w:p>
+            <w:pPr>
+              <w:spacing w:after="0" w:line="240" w:lineRule="auto"/>
+              <w:jc w:val="center"/>
+            </w:pPr>
+            <w:r/>
+            <w:r>
+              <w:rPr>
+                <w:sz w:val="18"/>
+              </w:rPr>
+              <w:t>−0.059* (0.032)</w:t>
+            </w:r>
+          </w:p>
+        </w:tc>
+        <w:tc>
+          <w:tcPr>
+            <w:tcW w:type="dxa" w:w="1080"/>
+          </w:tcPr>
+          <w:p>
+            <w:pPr>
+              <w:spacing w:after="0" w:line="240" w:lineRule="auto"/>
+              <w:jc w:val="center"/>
+            </w:pPr>
+            <w:r/>
+            <w:r>
+              <w:rPr>
+                <w:sz w:val="18"/>
+              </w:rPr>
+              <w:t>&lt;0.001</w:t>
+            </w:r>
+          </w:p>
+        </w:tc>
+      </w:tr>
+      <w:tr>
+        <w:tc>
+          <w:tcPr>
+            <w:tcW w:type="dxa" w:w="3312"/>
+          </w:tcPr>
+          <w:p>
+            <w:pPr>
+              <w:spacing w:after="0" w:line="240" w:lineRule="auto"/>
+            </w:pPr>
+            <w:r/>
+            <w:r>
+              <w:rPr>
+                <w:sz w:val="18"/>
+              </w:rPr>
+              <w:t>Size quintile indicators</w:t>
+            </w:r>
+          </w:p>
+        </w:tc>
+        <w:tc>
+          <w:tcPr>
+            <w:tcW w:type="dxa" w:w="1584"/>
+          </w:tcPr>
+          <w:p>
+            <w:pPr>
+              <w:spacing w:after="0" w:line="240" w:lineRule="auto"/>
+              <w:jc w:val="center"/>
+            </w:pPr>
+            <w:r/>
+            <w:r>
+              <w:rPr>
+                <w:sz w:val="18"/>
+              </w:rPr>
+              <w:t>−0.010 (0.023)</w:t>
+            </w:r>
+          </w:p>
+        </w:tc>
+        <w:tc>
+          <w:tcPr>
+            <w:tcW w:type="dxa" w:w="1080"/>
+          </w:tcPr>
+          <w:p>
+            <w:pPr>
+              <w:spacing w:after="0" w:line="240" w:lineRule="auto"/>
+              <w:jc w:val="center"/>
+            </w:pPr>
+            <w:r/>
+            <w:r>
+              <w:rPr>
+                <w:sz w:val="18"/>
+              </w:rPr>
+              <w:t>0.072</w:t>
+            </w:r>
+          </w:p>
+        </w:tc>
+        <w:tc>
+          <w:tcPr>
+            <w:tcW w:type="dxa" w:w="1584"/>
+          </w:tcPr>
+          <w:p>
+            <w:pPr>
+              <w:spacing w:after="0" w:line="240" w:lineRule="auto"/>
+              <w:jc w:val="center"/>
+            </w:pPr>
+            <w:r/>
+            <w:r>
+              <w:rPr>
+                <w:sz w:val="18"/>
+              </w:rPr>
+              <w:t>−0.053* (0.029)</w:t>
+            </w:r>
+          </w:p>
+        </w:tc>
+        <w:tc>
+          <w:tcPr>
+            <w:tcW w:type="dxa" w:w="1080"/>
+          </w:tcPr>
+          <w:p>
+            <w:pPr>
+              <w:spacing w:after="0" w:line="240" w:lineRule="auto"/>
+              <w:jc w:val="center"/>
+            </w:pPr>
+            <w:r/>
+            <w:r>
+              <w:rPr>
+                <w:sz w:val="18"/>
+              </w:rPr>
+              <w:t>0.016</w:t>
+            </w:r>
+          </w:p>
+        </w:tc>
+      </w:tr>
+      <w:tr>
+        <w:tc>
+          <w:tcPr>
+            <w:tcW w:type="dxa" w:w="3312"/>
+          </w:tcPr>
+          <w:p>
+            <w:pPr>
+              <w:spacing w:after="0" w:line="240" w:lineRule="auto"/>
+            </w:pPr>
+            <w:r/>
+            <w:r>
+              <w:rPr>
+                <w:sz w:val="18"/>
+              </w:rPr>
+              <w:t>Scored firms within control size range</w:t>
+            </w:r>
+          </w:p>
+        </w:tc>
+        <w:tc>
+          <w:tcPr>
+            <w:tcW w:type="dxa" w:w="1584"/>
+          </w:tcPr>
+          <w:p>
+            <w:pPr>
+              <w:spacing w:after="0" w:line="240" w:lineRule="auto"/>
+              <w:jc w:val="center"/>
+            </w:pPr>
+            <w:r/>
+            <w:r>
+              <w:rPr>
+                <w:sz w:val="18"/>
+              </w:rPr>
+              <w:t>−0.021 (0.026)</w:t>
+            </w:r>
+          </w:p>
+        </w:tc>
+        <w:tc>
+          <w:tcPr>
+            <w:tcW w:type="dxa" w:w="1080"/>
+          </w:tcPr>
+          <w:p>
+            <w:pPr>
+              <w:spacing w:after="0" w:line="240" w:lineRule="auto"/>
+              <w:jc w:val="center"/>
+            </w:pPr>
+            <w:r/>
+            <w:r>
+              <w:rPr>
+                <w:sz w:val="18"/>
+              </w:rPr>
+              <w:t>0.212</w:t>
+            </w:r>
+          </w:p>
+        </w:tc>
+        <w:tc>
+          <w:tcPr>
+            <w:tcW w:type="dxa" w:w="1584"/>
+          </w:tcPr>
+          <w:p>
+            <w:pPr>
+              <w:spacing w:after="0" w:line="240" w:lineRule="auto"/>
+              <w:jc w:val="center"/>
+            </w:pPr>
+            <w:r/>
+            <w:r>
+              <w:rPr>
+                <w:sz w:val="18"/>
+              </w:rPr>
+              <w:t>−0.096*** (0.035)</w:t>
+            </w:r>
+          </w:p>
+        </w:tc>
+        <w:tc>
+          <w:tcPr>
+            <w:tcW w:type="dxa" w:w="1080"/>
+          </w:tcPr>
+          <w:p>
+            <w:pPr>
+              <w:spacing w:after="0" w:line="240" w:lineRule="auto"/>
+              <w:jc w:val="center"/>
+            </w:pPr>
+            <w:r/>
+            <w:r>
+              <w:rPr>
+                <w:sz w:val="18"/>
+              </w:rPr>
+              <w:t>0.133</w:t>
+            </w:r>
+          </w:p>
+        </w:tc>
+      </w:tr>
+      <w:tr>
+        <w:tc>
+          <w:tcPr>
+            <w:tcW w:type="dxa" w:w="3312"/>
+          </w:tcPr>
+          <w:p>
+            <w:pPr>
+              <w:spacing w:after="0" w:line="240" w:lineRule="auto"/>
+            </w:pPr>
+            <w:r/>
+            <w:r>
+              <w:rPr>
+                <w:sz w:val="18"/>
+              </w:rPr>
+              <w:t>Dated one year later (R10)</w:t>
+            </w:r>
+          </w:p>
+        </w:tc>
+        <w:tc>
+          <w:tcPr>
+            <w:tcW w:type="dxa" w:w="1584"/>
+          </w:tcPr>
+          <w:p>
+            <w:pPr>
+              <w:spacing w:after="0" w:line="240" w:lineRule="auto"/>
+              <w:jc w:val="center"/>
+            </w:pPr>
+            <w:r/>
+            <w:r>
+              <w:rPr>
+                <w:sz w:val="18"/>
+              </w:rPr>
+              <w:t>−0.068*** (0.024)</w:t>
+            </w:r>
+          </w:p>
+        </w:tc>
+        <w:tc>
+          <w:tcPr>
+            <w:tcW w:type="dxa" w:w="1080"/>
+          </w:tcPr>
+          <w:p>
+            <w:pPr>
+              <w:spacing w:after="0" w:line="240" w:lineRule="auto"/>
+              <w:jc w:val="center"/>
+            </w:pPr>
+            <w:r/>
+            <w:r>
+              <w:rPr>
+                <w:sz w:val="18"/>
+              </w:rPr>
+              <w:t>0.072</w:t>
+            </w:r>
+          </w:p>
+        </w:tc>
+        <w:tc>
+          <w:tcPr>
+            <w:tcW w:type="dxa" w:w="1584"/>
+          </w:tcPr>
+          <w:p>
+            <w:pPr>
+              <w:spacing w:after="0" w:line="240" w:lineRule="auto"/>
+              <w:jc w:val="center"/>
+            </w:pPr>
+            <w:r/>
+            <w:r>
+              <w:rPr>
+                <w:sz w:val="18"/>
+              </w:rPr>
+              <w:t>−0.073** (0.030)</w:t>
+            </w:r>
+          </w:p>
+        </w:tc>
+        <w:tc>
+          <w:tcPr>
+            <w:tcW w:type="dxa" w:w="1080"/>
+          </w:tcPr>
+          <w:p>
+            <w:pPr>
+              <w:spacing w:after="0" w:line="240" w:lineRule="auto"/>
+              <w:jc w:val="center"/>
+            </w:pPr>
+            <w:r/>
+            <w:r>
+              <w:rPr>
+                <w:sz w:val="18"/>
+              </w:rPr>
+              <w:t>0.002</w:t>
+            </w:r>
+          </w:p>
+        </w:tc>
+      </w:tr>
+      <w:tr>
+        <w:tc>
+          <w:tcPr>
+            <w:tcW w:type="dxa" w:w="3312"/>
+          </w:tcPr>
+          <w:p>
+            <w:pPr>
+              <w:spacing w:after="0" w:line="240" w:lineRule="auto"/>
+            </w:pPr>
+            <w:r/>
+            <w:r>
+              <w:rPr>
+                <w:sz w:val="18"/>
+              </w:rPr>
+              <w:t>R10, size at original g − 1</w:t>
+            </w:r>
+          </w:p>
+        </w:tc>
+        <w:tc>
+          <w:tcPr>
+            <w:tcW w:type="dxa" w:w="1584"/>
+          </w:tcPr>
+          <w:p>
+            <w:pPr>
+              <w:spacing w:after="0" w:line="240" w:lineRule="auto"/>
+              <w:jc w:val="center"/>
+            </w:pPr>
+            <w:r/>
+            <w:r>
+              <w:rPr>
+                <w:sz w:val="18"/>
+              </w:rPr>
+              <w:t>−0.074*** (0.024)</w:t>
+            </w:r>
+          </w:p>
+        </w:tc>
+        <w:tc>
+          <w:tcPr>
+            <w:tcW w:type="dxa" w:w="1080"/>
+          </w:tcPr>
+          <w:p>
+            <w:pPr>
+              <w:spacing w:after="0" w:line="240" w:lineRule="auto"/>
+              <w:jc w:val="center"/>
+            </w:pPr>
+            <w:r/>
+            <w:r>
+              <w:rPr>
+                <w:sz w:val="18"/>
+              </w:rPr>
+              <w:t>0.066</w:t>
+            </w:r>
+          </w:p>
+        </w:tc>
+        <w:tc>
+          <w:tcPr>
+            <w:tcW w:type="dxa" w:w="1584"/>
+          </w:tcPr>
+          <w:p>
+            <w:pPr>
+              <w:spacing w:after="0" w:line="240" w:lineRule="auto"/>
+              <w:jc w:val="center"/>
+            </w:pPr>
+            <w:r/>
+            <w:r>
+              <w:rPr>
+                <w:sz w:val="18"/>
+              </w:rPr>
+              <w:t>−0.060** (0.029)</w:t>
+            </w:r>
+          </w:p>
+        </w:tc>
+        <w:tc>
+          <w:tcPr>
+            <w:tcW w:type="dxa" w:w="1080"/>
+          </w:tcPr>
+          <w:p>
+            <w:pPr>
+              <w:spacing w:after="0" w:line="240" w:lineRule="auto"/>
+              <w:jc w:val="center"/>
+            </w:pPr>
+            <w:r/>
+            <w:r>
+              <w:rPr>
+                <w:sz w:val="18"/>
+              </w:rPr>
+              <w:t>0.005</w:t>
+            </w:r>
+          </w:p>
+        </w:tc>
+      </w:tr>
+      <w:tr>
+        <w:tc>
+          <w:tcPr>
+            <w:tcW w:type="dxa" w:w="3312"/>
+          </w:tcPr>
+          <w:p>
+            <w:pPr>
+              <w:spacing w:after="0" w:line="240" w:lineRule="auto"/>
+            </w:pPr>
+            <w:r/>
+            <w:r>
+              <w:rPr>
+                <w:sz w:val="18"/>
+              </w:rPr>
+              <w:t>Dated two years later</w:t>
+            </w:r>
+          </w:p>
+        </w:tc>
+        <w:tc>
+          <w:tcPr>
+            <w:tcW w:type="dxa" w:w="1584"/>
+          </w:tcPr>
+          <w:p>
+            <w:pPr>
+              <w:spacing w:after="0" w:line="240" w:lineRule="auto"/>
+              <w:jc w:val="center"/>
+            </w:pPr>
+            <w:r/>
+            <w:r>
+              <w:rPr>
+                <w:sz w:val="18"/>
+              </w:rPr>
+              <w:t>−0.048* (0.025)</w:t>
+            </w:r>
+          </w:p>
+        </w:tc>
+        <w:tc>
+          <w:tcPr>
+            <w:tcW w:type="dxa" w:w="1080"/>
+          </w:tcPr>
+          <w:p>
+            <w:pPr>
+              <w:spacing w:after="0" w:line="240" w:lineRule="auto"/>
+              <w:jc w:val="center"/>
+            </w:pPr>
+            <w:r/>
+            <w:r>
+              <w:rPr>
+                <w:sz w:val="18"/>
+              </w:rPr>
+              <w:t>0.023</w:t>
+            </w:r>
+          </w:p>
+        </w:tc>
+        <w:tc>
+          <w:tcPr>
+            <w:tcW w:type="dxa" w:w="1584"/>
+          </w:tcPr>
+          <w:p>
+            <w:pPr>
+              <w:spacing w:after="0" w:line="240" w:lineRule="auto"/>
+              <w:jc w:val="center"/>
+            </w:pPr>
+            <w:r/>
+            <w:r>
+              <w:rPr>
+                <w:sz w:val="18"/>
+              </w:rPr>
+              <w:t>−0.022 (0.028)</w:t>
+            </w:r>
+          </w:p>
+        </w:tc>
+        <w:tc>
+          <w:tcPr>
+            <w:tcW w:type="dxa" w:w="1080"/>
+          </w:tcPr>
+          <w:p>
+            <w:pPr>
+              <w:spacing w:after="0" w:line="240" w:lineRule="auto"/>
+              <w:jc w:val="center"/>
+            </w:pPr>
+            <w:r/>
+            <w:r>
+              <w:rPr>
+                <w:sz w:val="18"/>
+              </w:rPr>
+              <w:t>0.076</w:t>
+            </w:r>
+          </w:p>
+        </w:tc>
+      </w:tr>
+      <w:tr>
+        <w:tc>
+          <w:tcPr>
+            <w:tcW w:type="dxa" w:w="3312"/>
+          </w:tcPr>
+          <w:p>
+            <w:pPr>
+              <w:spacing w:after="0" w:line="240" w:lineRule="auto"/>
+            </w:pPr>
+            <w:r/>
+            <w:r>
+              <w:rPr>
+                <w:sz w:val="18"/>
+              </w:rPr>
+              <w:t>Malaysia, first scored 2021–2022</w:t>
+            </w:r>
+          </w:p>
+        </w:tc>
+        <w:tc>
+          <w:tcPr>
+            <w:tcW w:type="dxa" w:w="1584"/>
+          </w:tcPr>
+          <w:p>
+            <w:pPr>
+              <w:spacing w:after="0" w:line="240" w:lineRule="auto"/>
+              <w:jc w:val="center"/>
+            </w:pPr>
+            <w:r/>
+            <w:r>
+              <w:rPr>
+                <w:sz w:val="18"/>
+              </w:rPr>
+              <w:t>0.021 (0.037)</w:t>
+            </w:r>
+          </w:p>
+        </w:tc>
+        <w:tc>
+          <w:tcPr>
+            <w:tcW w:type="dxa" w:w="1080"/>
+          </w:tcPr>
+          <w:p>
+            <w:pPr>
+              <w:spacing w:after="0" w:line="240" w:lineRule="auto"/>
+              <w:jc w:val="center"/>
+            </w:pPr>
+            <w:r/>
+            <w:r>
+              <w:rPr>
+                <w:sz w:val="18"/>
+              </w:rPr>
+              <w:t>0.549</w:t>
+            </w:r>
+          </w:p>
+        </w:tc>
+        <w:tc>
+          <w:tcPr>
+            <w:tcW w:type="dxa" w:w="1584"/>
+          </w:tcPr>
+          <w:p>
+            <w:pPr>
+              <w:spacing w:after="0" w:line="240" w:lineRule="auto"/>
+              <w:jc w:val="center"/>
+            </w:pPr>
+            <w:r/>
+            <w:r>
+              <w:rPr>
+                <w:sz w:val="18"/>
+              </w:rPr>
+              <w:t>−0.146*** (0.051)</w:t>
+            </w:r>
+          </w:p>
+        </w:tc>
+        <w:tc>
+          <w:tcPr>
+            <w:tcW w:type="dxa" w:w="1080"/>
+          </w:tcPr>
+          <w:p>
+            <w:pPr>
+              <w:spacing w:after="0" w:line="240" w:lineRule="auto"/>
+              <w:jc w:val="center"/>
+            </w:pPr>
+            <w:r/>
+            <w:r>
+              <w:rPr>
+                <w:sz w:val="18"/>
+              </w:rPr>
+              <w:t>0.491</w:t>
+            </w:r>
+          </w:p>
+        </w:tc>
+      </w:tr>
+      <w:tr>
+        <w:tc>
+          <w:tcPr>
+            <w:tcW w:type="dxa" w:w="3312"/>
+          </w:tcPr>
+          <w:p>
+            <w:pPr>
+              <w:spacing w:after="0" w:line="240" w:lineRule="auto"/>
+            </w:pPr>
+            <w:r/>
+            <w:r>
+              <w:rPr>
+                <w:sz w:val="18"/>
+              </w:rPr>
+              <w:t>Thailand and Singapore, 2019–2020</w:t>
+            </w:r>
+          </w:p>
+        </w:tc>
+        <w:tc>
+          <w:tcPr>
+            <w:tcW w:type="dxa" w:w="1584"/>
+          </w:tcPr>
+          <w:p>
+            <w:pPr>
+              <w:spacing w:after="0" w:line="240" w:lineRule="auto"/>
+              <w:jc w:val="center"/>
+            </w:pPr>
+            <w:r/>
+            <w:r>
+              <w:rPr>
+                <w:sz w:val="18"/>
+              </w:rPr>
+              <w:t>−0.009 (0.048)</w:t>
+            </w:r>
+          </w:p>
+        </w:tc>
+        <w:tc>
+          <w:tcPr>
+            <w:tcW w:type="dxa" w:w="1080"/>
+          </w:tcPr>
+          <w:p>
+            <w:pPr>
+              <w:spacing w:after="0" w:line="240" w:lineRule="auto"/>
+              <w:jc w:val="center"/>
+            </w:pPr>
+            <w:r/>
+            <w:r>
+              <w:rPr>
+                <w:sz w:val="18"/>
+              </w:rPr>
+              <w:t>0.006</w:t>
+            </w:r>
+          </w:p>
+        </w:tc>
+        <w:tc>
+          <w:tcPr>
+            <w:tcW w:type="dxa" w:w="1584"/>
+          </w:tcPr>
+          <w:p>
+            <w:pPr>
+              <w:spacing w:after="0" w:line="240" w:lineRule="auto"/>
+              <w:jc w:val="center"/>
+            </w:pPr>
+            <w:r/>
+            <w:r>
+              <w:rPr>
+                <w:sz w:val="18"/>
+              </w:rPr>
+              <w:t>0.041 (0.052)</w:t>
+            </w:r>
+          </w:p>
+        </w:tc>
+        <w:tc>
+          <w:tcPr>
+            <w:tcW w:type="dxa" w:w="1080"/>
+          </w:tcPr>
+          <w:p>
+            <w:pPr>
+              <w:spacing w:after="0" w:line="240" w:lineRule="auto"/>
+              <w:jc w:val="center"/>
+            </w:pPr>
+            <w:r/>
+            <w:r>
+              <w:rPr>
+                <w:sz w:val="18"/>
+              </w:rPr>
+              <w:t>&lt;0.001</w:t>
+            </w:r>
+          </w:p>
+        </w:tc>
+      </w:tr>
+      <w:tr>
+        <w:tc>
+          <w:tcPr>
+            <w:tcW w:type="dxa" w:w="3312"/>
+          </w:tcPr>
+          <w:p>
+            <w:pPr>
+              <w:spacing w:after="0" w:line="240" w:lineRule="auto"/>
+            </w:pPr>
+            <w:r/>
+            <w:r>
+              <w:rPr>
+                <w:sz w:val="18"/>
+              </w:rPr>
+              <w:t>All other cohorts</w:t>
+            </w:r>
+          </w:p>
+        </w:tc>
+        <w:tc>
+          <w:tcPr>
+            <w:tcW w:type="dxa" w:w="1584"/>
+          </w:tcPr>
+          <w:p>
+            <w:pPr>
+              <w:spacing w:after="0" w:line="240" w:lineRule="auto"/>
+              <w:jc w:val="center"/>
+            </w:pPr>
+            <w:r/>
+            <w:r>
+              <w:rPr>
+                <w:sz w:val="18"/>
+              </w:rPr>
+              <w:t>−0.016 (0.034)</w:t>
+            </w:r>
+          </w:p>
+        </w:tc>
+        <w:tc>
+          <w:tcPr>
+            <w:tcW w:type="dxa" w:w="1080"/>
+          </w:tcPr>
+          <w:p>
+            <w:pPr>
+              <w:spacing w:after="0" w:line="240" w:lineRule="auto"/>
+              <w:jc w:val="center"/>
+            </w:pPr>
+            <w:r/>
+            <w:r>
+              <w:rPr>
+                <w:sz w:val="18"/>
+              </w:rPr>
+              <w:t>0.006</w:t>
+            </w:r>
+          </w:p>
+        </w:tc>
+        <w:tc>
+          <w:tcPr>
+            <w:tcW w:type="dxa" w:w="1584"/>
+          </w:tcPr>
+          <w:p>
+            <w:pPr>
+              <w:spacing w:after="0" w:line="240" w:lineRule="auto"/>
+              <w:jc w:val="center"/>
+            </w:pPr>
+            <w:r/>
+            <w:r>
+              <w:rPr>
+                <w:sz w:val="18"/>
+              </w:rPr>
+              <w:t>0.005 (0.037)</w:t>
+            </w:r>
+          </w:p>
+        </w:tc>
+        <w:tc>
+          <w:tcPr>
+            <w:tcW w:type="dxa" w:w="1080"/>
+          </w:tcPr>
+          <w:p>
+            <w:pPr>
+              <w:spacing w:after="0" w:line="240" w:lineRule="auto"/>
+              <w:jc w:val="center"/>
+            </w:pPr>
+            <w:r/>
+            <w:r>
+              <w:rPr>
+                <w:sz w:val="18"/>
+              </w:rPr>
+              <w:t>0.652</w:t>
+            </w:r>
+          </w:p>
+        </w:tc>
+      </w:tr>
+      <w:tr>
+        <w:tc>
+          <w:tcPr>
+            <w:tcW w:type="dxa" w:w="3312"/>
+          </w:tcPr>
+          <w:p>
+            <w:pPr>
+              <w:spacing w:after="0" w:line="240" w:lineRule="auto"/>
+            </w:pPr>
+            <w:r/>
+            <w:r>
+              <w:rPr>
+                <w:sz w:val="18"/>
+              </w:rPr>
+              <w:t>Cohorts first scored by 2019</w:t>
+            </w:r>
+          </w:p>
+        </w:tc>
+        <w:tc>
+          <w:tcPr>
+            <w:tcW w:type="dxa" w:w="1584"/>
+          </w:tcPr>
+          <w:p>
+            <w:pPr>
+              <w:spacing w:after="0" w:line="240" w:lineRule="auto"/>
+              <w:jc w:val="center"/>
+            </w:pPr>
+            <w:r/>
+            <w:r>
+              <w:rPr>
+                <w:sz w:val="18"/>
+              </w:rPr>
+              <w:t>0.094** (0.047)</w:t>
+            </w:r>
+          </w:p>
+        </w:tc>
+        <w:tc>
+          <w:tcPr>
+            <w:tcW w:type="dxa" w:w="1080"/>
+          </w:tcPr>
+          <w:p>
+            <w:pPr>
+              <w:spacing w:after="0" w:line="240" w:lineRule="auto"/>
+              <w:jc w:val="center"/>
+            </w:pPr>
+            <w:r/>
+            <w:r>
+              <w:rPr>
+                <w:sz w:val="18"/>
+              </w:rPr>
+              <w:t>0.003</w:t>
+            </w:r>
+          </w:p>
+        </w:tc>
+        <w:tc>
+          <w:tcPr>
+            <w:tcW w:type="dxa" w:w="1584"/>
+          </w:tcPr>
+          <w:p>
+            <w:pPr>
+              <w:spacing w:after="0" w:line="240" w:lineRule="auto"/>
+              <w:jc w:val="center"/>
+            </w:pPr>
+            <w:r/>
+            <w:r>
+              <w:rPr>
+                <w:sz w:val="18"/>
+              </w:rPr>
+              <w:t>0.185*** (0.052)</w:t>
+            </w:r>
+          </w:p>
+        </w:tc>
+        <w:tc>
+          <w:tcPr>
+            <w:tcW w:type="dxa" w:w="1080"/>
+          </w:tcPr>
+          <w:p>
+            <w:pPr>
+              <w:spacing w:after="0" w:line="240" w:lineRule="auto"/>
+              <w:jc w:val="center"/>
+            </w:pPr>
+            <w:r/>
+            <w:r>
+              <w:rPr>
+                <w:sz w:val="18"/>
+              </w:rPr>
+              <w:t>&lt;0.001</w:t>
+            </w:r>
+          </w:p>
+        </w:tc>
+      </w:tr>
+      <w:tr>
+        <w:tc>
+          <w:tcPr>
+            <w:tcW w:type="dxa" w:w="3312"/>
+          </w:tcPr>
+          <w:p>
+            <w:pPr>
+              <w:spacing w:after="0" w:line="240" w:lineRule="auto"/>
+            </w:pPr>
+            <w:r/>
+            <w:r>
+              <w:rPr>
+                <w:sz w:val="18"/>
+              </w:rPr>
+              <w:t>Cohorts first scored from 2020</w:t>
+            </w:r>
+          </w:p>
+        </w:tc>
+        <w:tc>
+          <w:tcPr>
+            <w:tcW w:type="dxa" w:w="1584"/>
+          </w:tcPr>
+          <w:p>
+            <w:pPr>
+              <w:spacing w:after="0" w:line="240" w:lineRule="auto"/>
+              <w:jc w:val="center"/>
+            </w:pPr>
+            <w:r/>
+            <w:r>
+              <w:rPr>
+                <w:sz w:val="18"/>
+              </w:rPr>
+              <w:t>−0.010 (0.026)</w:t>
+            </w:r>
+          </w:p>
+        </w:tc>
+        <w:tc>
+          <w:tcPr>
+            <w:tcW w:type="dxa" w:w="1080"/>
+          </w:tcPr>
+          <w:p>
+            <w:pPr>
+              <w:spacing w:after="0" w:line="240" w:lineRule="auto"/>
+              <w:jc w:val="center"/>
+            </w:pPr>
+            <w:r/>
+            <w:r>
+              <w:rPr>
+                <w:sz w:val="18"/>
+              </w:rPr>
+              <w:t>0.199</w:t>
+            </w:r>
+          </w:p>
+        </w:tc>
+        <w:tc>
+          <w:tcPr>
+            <w:tcW w:type="dxa" w:w="1584"/>
+          </w:tcPr>
+          <w:p>
+            <w:pPr>
+              <w:spacing w:after="0" w:line="240" w:lineRule="auto"/>
+              <w:jc w:val="center"/>
+            </w:pPr>
+            <w:r/>
+            <w:r>
+              <w:rPr>
+                <w:sz w:val="18"/>
+              </w:rPr>
+              <w:t>−0.087*** (0.033)</w:t>
+            </w:r>
+          </w:p>
+        </w:tc>
+        <w:tc>
+          <w:tcPr>
+            <w:tcW w:type="dxa" w:w="1080"/>
+          </w:tcPr>
+          <w:p>
+            <w:pPr>
+              <w:spacing w:after="0" w:line="240" w:lineRule="auto"/>
+              <w:jc w:val="center"/>
+            </w:pPr>
+            <w:r/>
+            <w:r>
+              <w:rPr>
+                <w:sz w:val="18"/>
+              </w:rPr>
+              <w:t>0.106</w:t>
+            </w:r>
+          </w:p>
+        </w:tc>
+      </w:tr>
+      <w:tr>
+        <w:tc>
+          <w:tcPr>
+            <w:tcW w:type="dxa" w:w="3312"/>
+          </w:tcPr>
+          <w:p>
+            <w:pPr>
+              <w:spacing w:after="0" w:line="240" w:lineRule="auto"/>
+            </w:pPr>
+            <w:r/>
+            <w:r>
+              <w:rPr>
+                <w:sz w:val="18"/>
+              </w:rPr>
+              <w:t>High residual initial score</w:t>
+            </w:r>
+          </w:p>
+        </w:tc>
+        <w:tc>
+          <w:tcPr>
+            <w:tcW w:type="dxa" w:w="1584"/>
+          </w:tcPr>
+          <w:p>
+            <w:pPr>
+              <w:spacing w:after="0" w:line="240" w:lineRule="auto"/>
+              <w:jc w:val="center"/>
+            </w:pPr>
+            <w:r/>
+            <w:r>
+              <w:rPr>
+                <w:sz w:val="18"/>
+              </w:rPr>
+              <w:t>−0.012 (0.029)</w:t>
+            </w:r>
+          </w:p>
+        </w:tc>
+        <w:tc>
+          <w:tcPr>
+            <w:tcW w:type="dxa" w:w="1080"/>
+          </w:tcPr>
+          <w:p>
+            <w:pPr>
+              <w:spacing w:after="0" w:line="240" w:lineRule="auto"/>
+              <w:jc w:val="center"/>
+            </w:pPr>
+            <w:r/>
+          </w:p>
+        </w:tc>
+        <w:tc>
+          <w:tcPr>
+            <w:tcW w:type="dxa" w:w="1584"/>
+          </w:tcPr>
+          <w:p>
+            <w:pPr>
+              <w:spacing w:after="0" w:line="240" w:lineRule="auto"/>
+              <w:jc w:val="center"/>
+            </w:pPr>
+            <w:r/>
+            <w:r>
+              <w:rPr>
+                <w:sz w:val="18"/>
+              </w:rPr>
+              <w:t>−0.051 (0.035)</w:t>
+            </w:r>
+          </w:p>
+        </w:tc>
+        <w:tc>
+          <w:tcPr>
+            <w:tcW w:type="dxa" w:w="1080"/>
+          </w:tcPr>
+          <w:p>
+            <w:pPr>
+              <w:spacing w:after="0" w:line="240" w:lineRule="auto"/>
+              <w:jc w:val="center"/>
+            </w:pPr>
+            <w:r/>
+          </w:p>
+        </w:tc>
+      </w:tr>
+      <w:tr>
+        <w:tc>
+          <w:tcPr>
+            <w:tcW w:type="dxa" w:w="3312"/>
+          </w:tcPr>
+          <w:p>
+            <w:pPr>
+              <w:spacing w:after="0" w:line="240" w:lineRule="auto"/>
+            </w:pPr>
+            <w:r/>
+            <w:r>
+              <w:rPr>
+                <w:sz w:val="18"/>
+              </w:rPr>
+              <w:t>Low residual initial score</w:t>
+            </w:r>
+          </w:p>
+        </w:tc>
+        <w:tc>
+          <w:tcPr>
+            <w:tcW w:type="dxa" w:w="1584"/>
+          </w:tcPr>
+          <w:p>
+            <w:pPr>
+              <w:spacing w:after="0" w:line="240" w:lineRule="auto"/>
+              <w:jc w:val="center"/>
+            </w:pPr>
+            <w:r/>
+            <w:r>
+              <w:rPr>
+                <w:sz w:val="18"/>
+              </w:rPr>
+              <w:t>0.016 (0.033)</w:t>
+            </w:r>
+          </w:p>
+        </w:tc>
+        <w:tc>
+          <w:tcPr>
+            <w:tcW w:type="dxa" w:w="1080"/>
+          </w:tcPr>
+          <w:p>
+            <w:pPr>
+              <w:spacing w:after="0" w:line="240" w:lineRule="auto"/>
+              <w:jc w:val="center"/>
+            </w:pPr>
+            <w:r/>
+          </w:p>
+        </w:tc>
+        <w:tc>
+          <w:tcPr>
+            <w:tcW w:type="dxa" w:w="1584"/>
+          </w:tcPr>
+          <w:p>
+            <w:pPr>
+              <w:spacing w:after="0" w:line="240" w:lineRule="auto"/>
+              <w:jc w:val="center"/>
+            </w:pPr>
+            <w:r/>
+            <w:r>
+              <w:rPr>
+                <w:sz w:val="18"/>
+              </w:rPr>
+              <w:t>−0.059 (0.041)</w:t>
+            </w:r>
+          </w:p>
+        </w:tc>
+        <w:tc>
+          <w:tcPr>
+            <w:tcW w:type="dxa" w:w="1080"/>
+          </w:tcPr>
+          <w:p>
+            <w:pPr>
+              <w:spacing w:after="0" w:line="240" w:lineRule="auto"/>
+              <w:jc w:val="center"/>
+            </w:pPr>
+            <w:r/>
+          </w:p>
+        </w:tc>
+      </w:tr>
+      <w:tr>
+        <w:tc>
+          <w:tcPr>
+            <w:tcW w:type="dxa" w:w="3312"/>
+            <w:tcBorders>
+              <w:bottom w:val="single" w:sz="6" w:color="000000"/>
+            </w:tcBorders>
+          </w:tcPr>
+          <w:p>
+            <w:pPr>
+              <w:spacing w:after="0" w:line="240" w:lineRule="auto"/>
+            </w:pPr>
+            <w:r/>
+            <w:r>
+              <w:rPr>
+                <w:sz w:val="18"/>
+              </w:rPr>
+              <w:t>High minus low</w:t>
+            </w:r>
+          </w:p>
+        </w:tc>
+        <w:tc>
+          <w:tcPr>
+            <w:tcW w:type="dxa" w:w="1584"/>
+            <w:tcBorders>
+              <w:bottom w:val="single" w:sz="6" w:color="000000"/>
+            </w:tcBorders>
+          </w:tcPr>
+          <w:p>
+            <w:pPr>
+              <w:spacing w:after="0" w:line="240" w:lineRule="auto"/>
+              <w:jc w:val="center"/>
+            </w:pPr>
+            <w:r/>
+            <w:r>
+              <w:rPr>
+                <w:sz w:val="18"/>
+              </w:rPr>
+              <w:t>−0.027 (0.040)</w:t>
+            </w:r>
+          </w:p>
+        </w:tc>
+        <w:tc>
+          <w:tcPr>
+            <w:tcW w:type="dxa" w:w="1080"/>
+            <w:tcBorders>
+              <w:bottom w:val="single" w:sz="6" w:color="000000"/>
+            </w:tcBorders>
+          </w:tcPr>
+          <w:p>
+            <w:pPr>
+              <w:spacing w:after="0" w:line="240" w:lineRule="auto"/>
+              <w:jc w:val="center"/>
+            </w:pPr>
+            <w:r/>
+          </w:p>
+        </w:tc>
+        <w:tc>
+          <w:tcPr>
+            <w:tcW w:type="dxa" w:w="1584"/>
+            <w:tcBorders>
+              <w:bottom w:val="single" w:sz="6" w:color="000000"/>
+            </w:tcBorders>
+          </w:tcPr>
+          <w:p>
+            <w:pPr>
+              <w:spacing w:after="0" w:line="240" w:lineRule="auto"/>
+              <w:jc w:val="center"/>
+            </w:pPr>
+            <w:r/>
+            <w:r>
+              <w:rPr>
+                <w:sz w:val="18"/>
+              </w:rPr>
+              <w:t>0.008 (0.046)</w:t>
+            </w:r>
+          </w:p>
+        </w:tc>
+        <w:tc>
+          <w:tcPr>
+            <w:tcW w:type="dxa" w:w="1080"/>
+            <w:tcBorders>
+              <w:bottom w:val="single" w:sz="6" w:color="000000"/>
+            </w:tcBorders>
+          </w:tcPr>
+          <w:p>
+            <w:pPr>
+              <w:spacing w:after="0" w:line="240" w:lineRule="auto"/>
+              <w:jc w:val="center"/>
+            </w:pPr>
+            <w:r/>
+          </w:p>
+        </w:tc>
+      </w:tr>
+    </w:tbl>
+    <w:p>
+      <w:pPr>
+        <w:spacing w:line="240" w:lineRule="auto" w:after="40" w:before="0"/>
+      </w:pPr>
+      <w:r>
+        <w:rPr>
+          <w:b/>
+          <w:sz w:val="18"/>
+        </w:rPr>
+        <w:t>Note(s):</w:t>
+      </w:r>
+      <w:r>
+        <w:t xml:space="preserve"> </w:t>
+      </w:r>
+      <w:r>
+        <w:rPr>
+          <w:sz w:val="18"/>
+        </w:rPr>
+        <w:t>Cells show the average effect over event years 0 to 3 with bootstrap standard errors in parentheses and the joint pre-trend p-value of Eq. (8); all rows are exploratory. *, **, and *** denote significance at 10%, 5%, and 1% (unadjusted p-values).</w:t>
+      </w:r>
+    </w:p>
+    <w:p>
+      <w:pPr>
+        <w:spacing w:line="240" w:lineRule="auto" w:after="40" w:before="0"/>
+      </w:pPr>
+      <w:r>
+        <w:rPr>
+          <w:b/>
+          <w:sz w:val="18"/>
+        </w:rPr>
+        <w:t>Source(s):</w:t>
+      </w:r>
+      <w:r>
+        <w:t xml:space="preserve"> </w:t>
+      </w:r>
+      <w:r>
+        <w:rPr>
+          <w:sz w:val="18"/>
+        </w:rPr>
+        <w:t>Authors' own work based on LSEG ESG scores and Compustat Global data</w:t>
+      </w:r>
+    </w:p>
+    <w:p>
+      <w:r>
+        <w:br w:type="page"/>
+      </w:r>
+    </w:p>
+    <w:p>
+      <w:pPr>
+        <w:spacing w:line="240" w:lineRule="auto" w:after="120" w:before="0"/>
+      </w:pPr>
+      <w:r>
+        <w:rPr>
+          <w:b/>
+          <w:sz w:val="20"/>
+        </w:rPr>
+        <w:t>Table S8.</w:t>
+      </w:r>
+      <w:r>
+        <w:t xml:space="preserve">  </w:t>
+      </w:r>
+      <w:r>
+        <w:rPr>
+          <w:sz w:val="20"/>
+        </w:rPr>
+        <w:t>Decomposition of the gap between the static two-way fixed effects estimate and the baseline estimate</w:t>
+      </w:r>
+    </w:p>
+    <w:tbl>
+      <w:tblPr>
+        <w:tblW w:type="auto" w:w="0"/>
+        <w:jc w:val="center"/>
+        <w:tblLayout w:type="fixed"/>
+        <w:tblCellMar>
+          <w:top w:w="30" w:type="dxa"/>
+          <w:left w:w="85" w:type="dxa"/>
+          <w:bottom w:w="30" w:type="dxa"/>
+          <w:right w:w="85" w:type="dxa"/>
+        </w:tblCellMar>
+        <w:tblLook w:firstColumn="1" w:firstRow="1" w:lastColumn="0" w:lastRow="0" w:noHBand="0" w:noVBand="1" w:val="04A0"/>
+      </w:tblPr>
+      <w:tblGrid>
+        <w:gridCol w:w="4320"/>
+        <w:gridCol w:w="2015"/>
+        <w:gridCol w:w="2015"/>
+      </w:tblGrid>
+      <w:tr>
+        <w:tc>
+          <w:tcPr>
+            <w:tcW w:type="dxa" w:w="4320"/>
+            <w:tcBorders>
+              <w:top w:val="single" w:sz="6" w:color="000000"/>
+              <w:bottom w:val="single" w:sz="6" w:color="000000"/>
+            </w:tcBorders>
+          </w:tcPr>
+          <w:p>
+            <w:pPr>
+              <w:spacing w:after="0" w:line="240" w:lineRule="auto"/>
+            </w:pPr>
+            <w:r/>
+            <w:r>
+              <w:rPr>
+                <w:sz w:val="18"/>
+              </w:rPr>
+              <w:t>Estimator</w:t>
+            </w:r>
+          </w:p>
+        </w:tc>
+        <w:tc>
+          <w:tcPr>
+            <w:tcW w:type="dxa" w:w="2016"/>
+            <w:tcBorders>
+              <w:top w:val="single" w:sz="6" w:color="000000"/>
+              <w:bottom w:val="single" w:sz="6" w:color="000000"/>
+            </w:tcBorders>
+          </w:tcPr>
+          <w:p>
+            <w:pPr>
+              <w:spacing w:after="0" w:line="240" w:lineRule="auto"/>
+              <w:jc w:val="center"/>
+            </w:pPr>
+            <w:r/>
+            <w:r>
+              <w:rPr>
+                <w:sz w:val="18"/>
+              </w:rPr>
+              <w:t>ln(MTB)</w:t>
+            </w:r>
+          </w:p>
+        </w:tc>
+        <w:tc>
+          <w:tcPr>
+            <w:tcW w:type="dxa" w:w="2016"/>
+            <w:tcBorders>
+              <w:top w:val="single" w:sz="6" w:color="000000"/>
+              <w:bottom w:val="single" w:sz="6" w:color="000000"/>
+            </w:tcBorders>
+          </w:tcPr>
+          <w:p>
+            <w:pPr>
+              <w:spacing w:after="0" w:line="240" w:lineRule="auto"/>
+              <w:jc w:val="center"/>
+            </w:pPr>
+            <w:r/>
+            <w:r>
+              <w:rPr>
+                <w:sz w:val="18"/>
+              </w:rPr>
+              <w:t>ln(market cap)</w:t>
+            </w:r>
+          </w:p>
+        </w:tc>
+      </w:tr>
+      <w:tr>
+        <w:tc>
+          <w:tcPr>
+            <w:tcW w:type="dxa" w:w="4320"/>
+          </w:tcPr>
+          <w:p>
+            <w:pPr>
+              <w:spacing w:after="0" w:line="240" w:lineRule="auto"/>
+            </w:pPr>
+            <w:r/>
+            <w:r>
+              <w:rPr>
+                <w:sz w:val="18"/>
+              </w:rPr>
+              <w:t>Static TWFE, all firm-years (R6)</w:t>
+            </w:r>
+          </w:p>
+        </w:tc>
+        <w:tc>
+          <w:tcPr>
+            <w:tcW w:type="dxa" w:w="2016"/>
+          </w:tcPr>
+          <w:p>
+            <w:pPr>
+              <w:spacing w:after="0" w:line="240" w:lineRule="auto"/>
+              <w:jc w:val="center"/>
+            </w:pPr>
+            <w:r/>
+            <w:r>
+              <w:rPr>
+                <w:sz w:val="18"/>
+              </w:rPr>
+              <w:t>0.064** (0.026)</w:t>
+            </w:r>
+          </w:p>
+        </w:tc>
+        <w:tc>
+          <w:tcPr>
+            <w:tcW w:type="dxa" w:w="2016"/>
+          </w:tcPr>
+          <w:p>
+            <w:pPr>
+              <w:spacing w:after="0" w:line="240" w:lineRule="auto"/>
+              <w:jc w:val="center"/>
+            </w:pPr>
+            <w:r/>
+            <w:r>
+              <w:rPr>
+                <w:sz w:val="18"/>
+              </w:rPr>
+              <w:t>0.185*** (0.032)</w:t>
+            </w:r>
+          </w:p>
+        </w:tc>
+      </w:tr>
+      <w:tr>
+        <w:tc>
+          <w:tcPr>
+            <w:tcW w:type="dxa" w:w="4320"/>
+          </w:tcPr>
+          <w:p>
+            <w:pPr>
+              <w:spacing w:after="0" w:line="240" w:lineRule="auto"/>
+            </w:pPr>
+            <w:r/>
+            <w:r>
+              <w:rPr>
+                <w:sz w:val="18"/>
+              </w:rPr>
+              <w:t>Static TWFE, never-scored controls, event years −5 to 3</w:t>
+            </w:r>
+          </w:p>
+        </w:tc>
+        <w:tc>
+          <w:tcPr>
+            <w:tcW w:type="dxa" w:w="2016"/>
+          </w:tcPr>
+          <w:p>
+            <w:pPr>
+              <w:spacing w:after="0" w:line="240" w:lineRule="auto"/>
+              <w:jc w:val="center"/>
+            </w:pPr>
+            <w:r/>
+            <w:r>
+              <w:rPr>
+                <w:sz w:val="18"/>
+              </w:rPr>
+              <w:t>0.058** (0.025)</w:t>
+            </w:r>
+          </w:p>
+        </w:tc>
+        <w:tc>
+          <w:tcPr>
+            <w:tcW w:type="dxa" w:w="2016"/>
+          </w:tcPr>
+          <w:p>
+            <w:pPr>
+              <w:spacing w:after="0" w:line="240" w:lineRule="auto"/>
+              <w:jc w:val="center"/>
+            </w:pPr>
+            <w:r/>
+            <w:r>
+              <w:rPr>
+                <w:sz w:val="18"/>
+              </w:rPr>
+              <w:t>0.149*** (0.030)</w:t>
+            </w:r>
+          </w:p>
+        </w:tc>
+      </w:tr>
+      <w:tr>
+        <w:tc>
+          <w:tcPr>
+            <w:tcW w:type="dxa" w:w="4320"/>
+          </w:tcPr>
+          <w:p>
+            <w:pPr>
+              <w:spacing w:after="0" w:line="240" w:lineRule="auto"/>
+            </w:pPr>
+            <w:r/>
+            <w:r>
+              <w:rPr>
+                <w:sz w:val="18"/>
+              </w:rPr>
+              <w:t>Heterogeneity-robust, no covariates (R2)</w:t>
+            </w:r>
+          </w:p>
+        </w:tc>
+        <w:tc>
+          <w:tcPr>
+            <w:tcW w:type="dxa" w:w="2016"/>
+          </w:tcPr>
+          <w:p>
+            <w:pPr>
+              <w:spacing w:after="0" w:line="240" w:lineRule="auto"/>
+              <w:jc w:val="center"/>
+            </w:pPr>
+            <w:r/>
+            <w:r>
+              <w:rPr>
+                <w:sz w:val="18"/>
+              </w:rPr>
+              <w:t>0.025 (0.022)</w:t>
+            </w:r>
+          </w:p>
+        </w:tc>
+        <w:tc>
+          <w:tcPr>
+            <w:tcW w:type="dxa" w:w="2016"/>
+          </w:tcPr>
+          <w:p>
+            <w:pPr>
+              <w:spacing w:after="0" w:line="240" w:lineRule="auto"/>
+              <w:jc w:val="center"/>
+            </w:pPr>
+            <w:r/>
+            <w:r>
+              <w:rPr>
+                <w:sz w:val="18"/>
+              </w:rPr>
+              <w:t>0.016 (0.025)</w:t>
+            </w:r>
+          </w:p>
+        </w:tc>
+      </w:tr>
+      <w:tr>
+        <w:tc>
+          <w:tcPr>
+            <w:tcW w:type="dxa" w:w="4320"/>
+            <w:tcBorders>
+              <w:bottom w:val="single" w:sz="6" w:color="000000"/>
+            </w:tcBorders>
+          </w:tcPr>
+          <w:p>
+            <w:pPr>
+              <w:spacing w:after="0" w:line="240" w:lineRule="auto"/>
+            </w:pPr>
+            <w:r/>
+            <w:r>
+              <w:rPr>
+                <w:sz w:val="18"/>
+              </w:rPr>
+              <w:t>Heterogeneity-robust baseline</w:t>
+            </w:r>
+          </w:p>
+        </w:tc>
+        <w:tc>
+          <w:tcPr>
+            <w:tcW w:type="dxa" w:w="2016"/>
+            <w:tcBorders>
+              <w:bottom w:val="single" w:sz="6" w:color="000000"/>
+            </w:tcBorders>
+          </w:tcPr>
+          <w:p>
+            <w:pPr>
+              <w:spacing w:after="0" w:line="240" w:lineRule="auto"/>
+              <w:jc w:val="center"/>
+            </w:pPr>
+            <w:r/>
+            <w:r>
+              <w:rPr>
+                <w:sz w:val="18"/>
+              </w:rPr>
+              <w:t>0.002 (0.024)</w:t>
+            </w:r>
+          </w:p>
+        </w:tc>
+        <w:tc>
+          <w:tcPr>
+            <w:tcW w:type="dxa" w:w="2016"/>
+            <w:tcBorders>
+              <w:bottom w:val="single" w:sz="6" w:color="000000"/>
+            </w:tcBorders>
+          </w:tcPr>
+          <w:p>
+            <w:pPr>
+              <w:spacing w:after="0" w:line="240" w:lineRule="auto"/>
+              <w:jc w:val="center"/>
+            </w:pPr>
+            <w:r/>
+            <w:r>
+              <w:rPr>
+                <w:sz w:val="18"/>
+              </w:rPr>
+              <w:t>−0.055* (0.030)</w:t>
+            </w:r>
+          </w:p>
+        </w:tc>
+      </w:tr>
+    </w:tbl>
+    <w:p>
+      <w:pPr>
+        <w:spacing w:line="240" w:lineRule="auto" w:after="40" w:before="0"/>
+      </w:pPr>
+      <w:r>
+        <w:rPr>
+          <w:b/>
+          <w:sz w:val="18"/>
+        </w:rPr>
+        <w:t>Note(s):</w:t>
+      </w:r>
+      <w:r>
+        <w:t xml:space="preserve"> </w:t>
+      </w:r>
+      <w:r>
+        <w:rPr>
+          <w:sz w:val="18"/>
+        </w:rPr>
+        <w:t>Rows move step by step from Eq. (11) on all firm-years to the baseline of Eq. (6), with standard errors in parentheses (firm-clustered for TWFE, bootstrap otherwise). *, **, and *** denote significance at 10%, 5%, and 1%.</w:t>
+      </w:r>
+    </w:p>
+    <w:p>
+      <w:pPr>
+        <w:spacing w:line="240" w:lineRule="auto" w:after="40" w:before="0"/>
+      </w:pPr>
+      <w:r>
+        <w:rPr>
+          <w:b/>
+          <w:sz w:val="18"/>
+        </w:rPr>
+        <w:t>Source(s):</w:t>
+      </w:r>
+      <w:r>
+        <w:t xml:space="preserve"> </w:t>
+      </w:r>
+      <w:r>
+        <w:rPr>
+          <w:sz w:val="18"/>
+        </w:rPr>
+        <w:t>Authors' own work based on LSEG ESG scores and Compustat Global data</w:t>
+      </w:r>
+    </w:p>
+    <w:p>
+      <w:r>
+        <w:br w:type="page"/>
+      </w:r>
+    </w:p>
+    <w:p>
+      <w:pPr>
+        <w:jc w:val="center"/>
+      </w:pPr>
+      <w:r>
+        <w:drawing>
+          <wp:inline xmlns:a="http://schemas.openxmlformats.org/drawingml/2006/main" xmlns:pic="http://schemas.openxmlformats.org/drawingml/2006/picture">
+            <wp:extent cx="5486400" cy="5908431"/>
+            <wp:docPr id="2" name="Picture 2"/>
+            <wp:cNvGraphicFramePr>
+              <a:graphicFrameLocks noChangeAspect="1"/>
+            </wp:cNvGraphicFramePr>
+            <a:graphic>
+              <a:graphicData uri="http://schemas.openxmlformats.org/drawingml/2006/picture">
+                <pic:pic>
+                  <pic:nvPicPr>
+                    <pic:cNvPr id="0" name="FigIA2.png"/>
+                    <pic:cNvPicPr/>
+                  </pic:nvPicPr>
+                  <pic:blipFill>
+                    <a:blip r:embed="rId11"/>
+                    <a:stretch>
+                      <a:fillRect/>
+                    </a:stretch>
+                  </pic:blipFill>
+                  <pic:spPr>
+                    <a:xfrm>
+                      <a:off x="0" y="0"/>
+                      <a:ext cx="5486400" cy="5908431"/>
+                    </a:xfrm>
+                    <a:prstGeom prst="rect"/>
+                  </pic:spPr>
+                </pic:pic>
+              </a:graphicData>
+            </a:graphic>
+          </wp:inline>
+        </w:drawing>
+      </w:r>
+    </w:p>
+    <w:p>
+      <w:pPr>
+        <w:spacing w:line="240" w:lineRule="auto" w:after="120" w:before="0"/>
+      </w:pPr>
+      <w:r>
+        <w:rPr>
+          <w:b/>
+          <w:sz w:val="20"/>
+        </w:rPr>
+        <w:t>Figure S2.</w:t>
+      </w:r>
+      <w:r>
+        <w:t xml:space="preserve">  </w:t>
+      </w:r>
+      <w:r>
+        <w:rPr>
+          <w:sz w:val="20"/>
+        </w:rPr>
+        <w:t>Event-time effects on ln(MTB) under alternative specifications and dating</w:t>
+      </w:r>
+    </w:p>
+    <w:p>
+      <w:pPr>
+        <w:spacing w:line="240" w:lineRule="auto" w:after="40" w:before="0"/>
+      </w:pPr>
+      <w:r>
+        <w:rPr>
+          <w:b/>
+          <w:sz w:val="18"/>
+        </w:rPr>
+        <w:t>Note(s):</w:t>
+      </w:r>
+      <w:r>
+        <w:t xml:space="preserve"> </w:t>
+      </w:r>
+      <w:r>
+        <w:rPr>
+          <w:sz w:val="18"/>
+        </w:rPr>
+        <w:t>Panel A varies the size covariate and the support with the first scored fiscal year as event; panel B dates the event one year later. Marker shape and line type identify the specification, and bars are bootstrap 95% intervals.</w:t>
       </w:r>
     </w:p>
     <w:p>
